--- a/src/main/java/questions/binarytree/Binary Trres.docx
+++ b/src/main/java/questions/binarytree/Binary Trres.docx
@@ -612,6 +612,9 @@
         <w:br/>
       </w:r>
       <w:r>
+        <w:rPr>
+          <w:noProof/>
+        </w:rPr>
         <w:drawing>
           <wp:inline distT="0" distB="0" distL="0" distR="0" wp14:anchorId="3DF464AC" wp14:editId="63C6ED0E">
             <wp:extent cx="5353797" cy="3181794"/>
@@ -2566,6 +2569,9 @@
         <w:br/>
       </w:r>
       <w:r>
+        <w:rPr>
+          <w:noProof/>
+        </w:rPr>
         <w:drawing>
           <wp:inline distT="0" distB="0" distL="0" distR="0" wp14:anchorId="553C060F" wp14:editId="096D5144">
             <wp:extent cx="5731510" cy="4149725"/>
@@ -2951,7 +2957,7 @@
           <w:szCs w:val="21"/>
         </w:rPr>
         <w:pict w14:anchorId="29A71D41">
-          <v:rect id="_x0000_i1029" style="width:0;height:0" o:hralign="center" o:hrstd="t" o:hr="t" fillcolor="#a0a0a0" stroked="f"/>
+          <v:rect id="_x0000_i1027" style="width:0;height:0" o:hralign="center" o:hrstd="t" o:hr="t" fillcolor="#a0a0a0" stroked="f"/>
         </w:pict>
       </w:r>
     </w:p>
@@ -3230,7 +3236,7 @@
           <w:szCs w:val="21"/>
         </w:rPr>
         <w:pict w14:anchorId="0B1A18F7">
-          <v:rect id="_x0000_i1030" style="width:0;height:0" o:hralign="center" o:hrstd="t" o:hr="t" fillcolor="#a0a0a0" stroked="f"/>
+          <v:rect id="_x0000_i1028" style="width:0;height:0" o:hralign="center" o:hrstd="t" o:hr="t" fillcolor="#a0a0a0" stroked="f"/>
         </w:pict>
       </w:r>
     </w:p>
@@ -3572,7 +3578,7 @@
           <w:szCs w:val="21"/>
         </w:rPr>
         <w:pict w14:anchorId="033C6C40">
-          <v:rect id="_x0000_i1031" style="width:0;height:0" o:hralign="center" o:hrstd="t" o:hr="t" fillcolor="#a0a0a0" stroked="f"/>
+          <v:rect id="_x0000_i1029" style="width:0;height:0" o:hralign="center" o:hrstd="t" o:hr="t" fillcolor="#a0a0a0" stroked="f"/>
         </w:pict>
       </w:r>
     </w:p>
@@ -3749,7 +3755,7 @@
           <w:szCs w:val="21"/>
         </w:rPr>
         <w:pict w14:anchorId="40118B09">
-          <v:rect id="_x0000_i1032" style="width:0;height:0" o:hralign="center" o:hrstd="t" o:hr="t" fillcolor="#a0a0a0" stroked="f"/>
+          <v:rect id="_x0000_i1030" style="width:0;height:0" o:hralign="center" o:hrstd="t" o:hr="t" fillcolor="#a0a0a0" stroked="f"/>
         </w:pict>
       </w:r>
     </w:p>
@@ -4096,7 +4102,7 @@
           <w:szCs w:val="21"/>
         </w:rPr>
         <w:pict w14:anchorId="7C0FA7CE">
-          <v:rect id="_x0000_i1033" style="width:0;height:0" o:hralign="center" o:hrstd="t" o:hr="t" fillcolor="#a0a0a0" stroked="f"/>
+          <v:rect id="_x0000_i1031" style="width:0;height:0" o:hralign="center" o:hrstd="t" o:hr="t" fillcolor="#a0a0a0" stroked="f"/>
         </w:pict>
       </w:r>
     </w:p>
@@ -4536,7 +4542,7 @@
           <w:szCs w:val="21"/>
         </w:rPr>
         <w:pict w14:anchorId="7FA58697">
-          <v:rect id="_x0000_i1034" style="width:0;height:0" o:hralign="center" o:hrstd="t" o:hr="t" fillcolor="#a0a0a0" stroked="f"/>
+          <v:rect id="_x0000_i1032" style="width:0;height:0" o:hralign="center" o:hrstd="t" o:hr="t" fillcolor="#a0a0a0" stroked="f"/>
         </w:pict>
       </w:r>
     </w:p>
@@ -4740,7 +4746,7 @@
           <w:szCs w:val="21"/>
         </w:rPr>
         <w:pict w14:anchorId="0C293955">
-          <v:rect id="_x0000_i1035" style="width:0;height:0" o:hralign="center" o:hrstd="t" o:hr="t" fillcolor="#a0a0a0" stroked="f"/>
+          <v:rect id="_x0000_i1033" style="width:0;height:0" o:hralign="center" o:hrstd="t" o:hr="t" fillcolor="#a0a0a0" stroked="f"/>
         </w:pict>
       </w:r>
     </w:p>
@@ -5496,7 +5502,7 @@
           <w:szCs w:val="21"/>
         </w:rPr>
         <w:pict w14:anchorId="248929B4">
-          <v:rect id="_x0000_i1036" style="width:0;height:0" o:hralign="center" o:hrstd="t" o:hr="t" fillcolor="#a0a0a0" stroked="f"/>
+          <v:rect id="_x0000_i1034" style="width:0;height:0" o:hralign="center" o:hrstd="t" o:hr="t" fillcolor="#a0a0a0" stroked="f"/>
         </w:pict>
       </w:r>
     </w:p>
@@ -5656,7 +5662,7 @@
           <w:szCs w:val="21"/>
         </w:rPr>
         <w:pict w14:anchorId="3D119E3B">
-          <v:rect id="_x0000_i1037" style="width:0;height:0" o:hralign="center" o:hrstd="t" o:hr="t" fillcolor="#a0a0a0" stroked="f"/>
+          <v:rect id="_x0000_i1035" style="width:0;height:0" o:hralign="center" o:hrstd="t" o:hr="t" fillcolor="#a0a0a0" stroked="f"/>
         </w:pict>
       </w:r>
     </w:p>
@@ -5798,7 +5804,7 @@
           <w:szCs w:val="21"/>
         </w:rPr>
         <w:pict w14:anchorId="67F00DFB">
-          <v:rect id="_x0000_i1038" style="width:0;height:0" o:hralign="center" o:hrstd="t" o:hr="t" fillcolor="#a0a0a0" stroked="f"/>
+          <v:rect id="_x0000_i1036" style="width:0;height:0" o:hralign="center" o:hrstd="t" o:hr="t" fillcolor="#a0a0a0" stroked="f"/>
         </w:pict>
       </w:r>
     </w:p>
@@ -5982,7 +5988,7 @@
           <w:szCs w:val="21"/>
         </w:rPr>
         <w:pict w14:anchorId="7F553A22">
-          <v:rect id="_x0000_i1039" style="width:0;height:0" o:hralign="center" o:hrstd="t" o:hr="t" fillcolor="#a0a0a0" stroked="f"/>
+          <v:rect id="_x0000_i1037" style="width:0;height:0" o:hralign="center" o:hrstd="t" o:hr="t" fillcolor="#a0a0a0" stroked="f"/>
         </w:pict>
       </w:r>
     </w:p>
@@ -6153,7 +6159,7 @@
           <w:szCs w:val="21"/>
         </w:rPr>
         <w:pict w14:anchorId="03A43666">
-          <v:rect id="_x0000_i1040" style="width:0;height:0" o:hralign="center" o:hrstd="t" o:hr="t" fillcolor="#a0a0a0" stroked="f"/>
+          <v:rect id="_x0000_i1038" style="width:0;height:0" o:hralign="center" o:hrstd="t" o:hr="t" fillcolor="#a0a0a0" stroked="f"/>
         </w:pict>
       </w:r>
     </w:p>
@@ -6356,7 +6362,7 @@
           <w:szCs w:val="21"/>
         </w:rPr>
         <w:pict w14:anchorId="4DC786E6">
-          <v:rect id="_x0000_i1041" style="width:0;height:0" o:hralign="center" o:hrstd="t" o:hr="t" fillcolor="#a0a0a0" stroked="f"/>
+          <v:rect id="_x0000_i1039" style="width:0;height:0" o:hralign="center" o:hrstd="t" o:hr="t" fillcolor="#a0a0a0" stroked="f"/>
         </w:pict>
       </w:r>
     </w:p>
@@ -6570,6 +6576,7 @@
       <w:r>
         <w:rPr>
           <w:rFonts w:ascii="Arial" w:hAnsi="Arial" w:cs="Arial"/>
+          <w:noProof/>
           <w:sz w:val="21"/>
           <w:szCs w:val="21"/>
         </w:rPr>
@@ -6649,7 +6656,7 @@
           <w:szCs w:val="21"/>
         </w:rPr>
         <w:pict w14:anchorId="5C0AEA4D">
-          <v:rect id="_x0000_i1043" style="width:0;height:0" o:hralign="center" o:hrstd="t" o:hr="t" fillcolor="#a0a0a0" stroked="f"/>
+          <v:rect id="_x0000_i1040" style="width:0;height:0" o:hralign="center" o:hrstd="t" o:hr="t" fillcolor="#a0a0a0" stroked="f"/>
         </w:pict>
       </w:r>
     </w:p>
@@ -6754,7 +6761,7 @@
           <w:szCs w:val="21"/>
         </w:rPr>
         <w:pict w14:anchorId="29CB6B35">
-          <v:rect id="_x0000_i1044" style="width:0;height:0" o:hralign="center" o:hrstd="t" o:hr="t" fillcolor="#a0a0a0" stroked="f"/>
+          <v:rect id="_x0000_i1041" style="width:0;height:0" o:hralign="center" o:hrstd="t" o:hr="t" fillcolor="#a0a0a0" stroked="f"/>
         </w:pict>
       </w:r>
     </w:p>
@@ -7161,7 +7168,7 @@
           <w:szCs w:val="21"/>
         </w:rPr>
         <w:pict w14:anchorId="7BDCA4EB">
-          <v:rect id="_x0000_i1045" style="width:0;height:0" o:hralign="center" o:hrstd="t" o:hr="t" fillcolor="#a0a0a0" stroked="f"/>
+          <v:rect id="_x0000_i1042" style="width:0;height:0" o:hralign="center" o:hrstd="t" o:hr="t" fillcolor="#a0a0a0" stroked="f"/>
         </w:pict>
       </w:r>
     </w:p>
@@ -7338,23 +7345,7 @@
           <w:rStyle w:val="HTMLCode"/>
           <w:rFonts w:ascii="Consolas" w:eastAsiaTheme="majorEastAsia" w:hAnsi="Consolas"/>
         </w:rPr>
-        <w:t>(</w:t>
-      </w:r>
-      <w:proofErr w:type="spellStart"/>
-      <w:r>
-        <w:rPr>
-          <w:rStyle w:val="HTMLCode"/>
-          <w:rFonts w:ascii="Consolas" w:eastAsiaTheme="majorEastAsia" w:hAnsi="Consolas"/>
-        </w:rPr>
-        <w:t>i</w:t>
-      </w:r>
-      <w:proofErr w:type="spellEnd"/>
-      <w:r>
-        <w:rPr>
-          <w:rStyle w:val="HTMLCode"/>
-          <w:rFonts w:ascii="Consolas" w:eastAsiaTheme="majorEastAsia" w:hAnsi="Consolas"/>
-        </w:rPr>
-        <w:t xml:space="preserve"> - 1) / 2)</w:t>
+        <w:t>(i - 1) / 2)</w:t>
       </w:r>
     </w:p>
     <w:p>
@@ -7957,6 +7948,7 @@
       <w:r>
         <w:rPr>
           <w:rFonts w:ascii="Arial" w:hAnsi="Arial" w:cs="Arial"/>
+          <w:noProof/>
           <w:sz w:val="21"/>
           <w:szCs w:val="21"/>
         </w:rPr>
@@ -8036,7 +8028,7 @@
           <w:szCs w:val="21"/>
         </w:rPr>
         <w:pict w14:anchorId="26974757">
-          <v:rect id="_x0000_i1047" style="width:0;height:0" o:hralign="center" o:hrstd="t" o:hr="t" fillcolor="#a0a0a0" stroked="f"/>
+          <v:rect id="_x0000_i1043" style="width:0;height:0" o:hralign="center" o:hrstd="t" o:hr="t" fillcolor="#a0a0a0" stroked="f"/>
         </w:pict>
       </w:r>
     </w:p>
@@ -8363,7 +8355,7 @@
           <w:szCs w:val="21"/>
         </w:rPr>
         <w:pict w14:anchorId="14988FF4">
-          <v:rect id="_x0000_i1048" style="width:0;height:0" o:hralign="center" o:hrstd="t" o:hr="t" fillcolor="#a0a0a0" stroked="f"/>
+          <v:rect id="_x0000_i1044" style="width:0;height:0" o:hralign="center" o:hrstd="t" o:hr="t" fillcolor="#a0a0a0" stroked="f"/>
         </w:pict>
       </w:r>
     </w:p>
@@ -8434,23 +8426,126 @@
           <w:szCs w:val="27"/>
         </w:rPr>
       </w:pPr>
-      <w:proofErr w:type="spellStart"/>
       <w:r>
         <w:rPr>
           <w:rFonts w:ascii="Arial" w:hAnsi="Arial" w:cs="Arial"/>
           <w:b/>
           <w:bCs/>
         </w:rPr>
-        <w:t>Preorder</w:t>
-      </w:r>
-      <w:proofErr w:type="spellEnd"/>
+        <w:t>Preorder Traversal</w:t>
+      </w:r>
+    </w:p>
+    <w:p>
+      <w:pPr>
+        <w:pStyle w:val="NormalWeb"/>
+        <w:spacing w:before="180" w:beforeAutospacing="0" w:after="0" w:afterAutospacing="0"/>
+        <w:rPr>
+          <w:rFonts w:ascii="Arial" w:hAnsi="Arial" w:cs="Arial"/>
+          <w:sz w:val="21"/>
+          <w:szCs w:val="21"/>
+        </w:rPr>
+      </w:pPr>
+      <w:r>
+        <w:rPr>
+          <w:rFonts w:ascii="Arial" w:hAnsi="Arial" w:cs="Arial"/>
+          <w:sz w:val="21"/>
+          <w:szCs w:val="21"/>
+        </w:rPr>
+        <w:t>Order:</w:t>
+      </w:r>
+    </w:p>
+    <w:p>
+      <w:pPr>
+        <w:pStyle w:val="NormalWeb"/>
+        <w:spacing w:before="0" w:beforeAutospacing="0" w:after="0" w:afterAutospacing="0"/>
+        <w:rPr>
+          <w:rFonts w:ascii="Arial" w:hAnsi="Arial" w:cs="Arial"/>
+          <w:sz w:val="21"/>
+          <w:szCs w:val="21"/>
+        </w:rPr>
+      </w:pPr>
+      <w:r>
+        <w:rPr>
+          <w:rStyle w:val="HTMLCode"/>
+          <w:rFonts w:ascii="Consolas" w:eastAsiaTheme="majorEastAsia" w:hAnsi="Consolas"/>
+        </w:rPr>
+        <w:t>Root → Left → Right</w:t>
+      </w:r>
+    </w:p>
+    <w:p>
+      <w:pPr>
+        <w:pStyle w:val="NormalWeb"/>
+        <w:spacing w:before="180" w:beforeAutospacing="0" w:after="0" w:afterAutospacing="0"/>
+        <w:rPr>
+          <w:rFonts w:ascii="Arial" w:hAnsi="Arial" w:cs="Arial"/>
+          <w:sz w:val="21"/>
+          <w:szCs w:val="21"/>
+        </w:rPr>
+      </w:pPr>
+      <w:r>
+        <w:rPr>
+          <w:rFonts w:ascii="Arial" w:hAnsi="Arial" w:cs="Arial"/>
+          <w:sz w:val="21"/>
+          <w:szCs w:val="21"/>
+        </w:rPr>
+        <w:t>For the example:</w:t>
+      </w:r>
+    </w:p>
+    <w:p>
+      <w:pPr>
+        <w:pStyle w:val="NormalWeb"/>
+        <w:spacing w:before="0" w:beforeAutospacing="0" w:after="0" w:afterAutospacing="0"/>
+        <w:rPr>
+          <w:rFonts w:ascii="Arial" w:hAnsi="Arial" w:cs="Arial"/>
+          <w:sz w:val="21"/>
+          <w:szCs w:val="21"/>
+        </w:rPr>
+      </w:pPr>
+      <w:r>
+        <w:rPr>
+          <w:rStyle w:val="HTMLCode"/>
+          <w:rFonts w:ascii="Consolas" w:eastAsiaTheme="majorEastAsia" w:hAnsi="Consolas"/>
+        </w:rPr>
+        <w:t>1, 2, 4, 5, 3, 6</w:t>
+      </w:r>
+    </w:p>
+    <w:p>
+      <w:pPr>
+        <w:pStyle w:val="NormalWeb"/>
+        <w:spacing w:before="180" w:beforeAutospacing="0" w:after="0" w:afterAutospacing="0"/>
+        <w:rPr>
+          <w:rFonts w:ascii="Arial" w:hAnsi="Arial" w:cs="Arial"/>
+          <w:sz w:val="21"/>
+          <w:szCs w:val="21"/>
+        </w:rPr>
+      </w:pPr>
+      <w:r>
+        <w:rPr>
+          <w:rFonts w:ascii="Arial" w:hAnsi="Arial" w:cs="Arial"/>
+          <w:sz w:val="21"/>
+          <w:szCs w:val="21"/>
+        </w:rPr>
+        <w:lastRenderedPageBreak/>
+        <w:t>Preorder is useful when the current node must be processed before its subtrees, such as while copying or serializing a tree.</w:t>
+      </w:r>
+    </w:p>
+    <w:p>
+      <w:pPr>
+        <w:pStyle w:val="Heading3"/>
+        <w:spacing w:before="0"/>
+        <w:rPr>
+          <w:rFonts w:ascii="Arial" w:hAnsi="Arial" w:cs="Arial"/>
+          <w:sz w:val="27"/>
+          <w:szCs w:val="27"/>
+        </w:rPr>
+      </w:pPr>
       <w:r>
         <w:rPr>
           <w:rFonts w:ascii="Arial" w:hAnsi="Arial" w:cs="Arial"/>
           <w:b/>
           <w:bCs/>
         </w:rPr>
-        <w:t xml:space="preserve"> Traversal</w:t>
+        <w:t>Inorder Traversal</w:t>
       </w:r>
     </w:p>
     <w:p>
@@ -8487,7 +8582,7 @@
           <w:rStyle w:val="HTMLCode"/>
           <w:rFonts w:ascii="Consolas" w:eastAsiaTheme="majorEastAsia" w:hAnsi="Consolas"/>
         </w:rPr>
-        <w:t>Root → Left → Right</w:t>
+        <w:t>Left → Root → Right</w:t>
       </w:r>
     </w:p>
     <w:p>
@@ -8524,7 +8619,7 @@
           <w:rStyle w:val="HTMLCode"/>
           <w:rFonts w:ascii="Consolas" w:eastAsiaTheme="majorEastAsia" w:hAnsi="Consolas"/>
         </w:rPr>
-        <w:t>1, 2, 4, 5, 3, 6</w:t>
+        <w:t>4, 2, 5, 1, 3, 6</w:t>
       </w:r>
     </w:p>
     <w:p>
@@ -8537,24 +8632,13 @@
           <w:szCs w:val="21"/>
         </w:rPr>
       </w:pPr>
-      <w:proofErr w:type="spellStart"/>
-      <w:r>
-        <w:rPr>
-          <w:rFonts w:ascii="Arial" w:hAnsi="Arial" w:cs="Arial"/>
-          <w:sz w:val="21"/>
-          <w:szCs w:val="21"/>
-        </w:rPr>
-        <w:lastRenderedPageBreak/>
-        <w:t>Preorder</w:t>
-      </w:r>
-      <w:proofErr w:type="spellEnd"/>
-      <w:r>
-        <w:rPr>
-          <w:rFonts w:ascii="Arial" w:hAnsi="Arial" w:cs="Arial"/>
-          <w:sz w:val="21"/>
-          <w:szCs w:val="21"/>
-        </w:rPr>
-        <w:t xml:space="preserve"> is useful when the current node must be processed before its subtrees, such as while copying or serializing a tree.</w:t>
+      <w:r>
+        <w:rPr>
+          <w:rFonts w:ascii="Arial" w:hAnsi="Arial" w:cs="Arial"/>
+          <w:sz w:val="21"/>
+          <w:szCs w:val="21"/>
+        </w:rPr>
+        <w:t>Inorder traversal produces sorted values for a Binary Search Tree, but not necessarily for a general binary tree.</w:t>
       </w:r>
     </w:p>
     <w:p>
@@ -8567,23 +8651,13 @@
           <w:szCs w:val="27"/>
         </w:rPr>
       </w:pPr>
-      <w:proofErr w:type="spellStart"/>
       <w:r>
         <w:rPr>
           <w:rFonts w:ascii="Arial" w:hAnsi="Arial" w:cs="Arial"/>
           <w:b/>
           <w:bCs/>
         </w:rPr>
-        <w:t>Inorder</w:t>
-      </w:r>
-      <w:proofErr w:type="spellEnd"/>
-      <w:r>
-        <w:rPr>
-          <w:rFonts w:ascii="Arial" w:hAnsi="Arial" w:cs="Arial"/>
-          <w:b/>
-          <w:bCs/>
-        </w:rPr>
-        <w:t xml:space="preserve"> Traversal</w:t>
+        <w:t>Postorder Traversal</w:t>
       </w:r>
     </w:p>
     <w:p>
@@ -8620,7 +8694,7 @@
           <w:rStyle w:val="HTMLCode"/>
           <w:rFonts w:ascii="Consolas" w:eastAsiaTheme="majorEastAsia" w:hAnsi="Consolas"/>
         </w:rPr>
-        <w:t>Left → Root → Right</w:t>
+        <w:t>Left → Right → Root</w:t>
       </w:r>
     </w:p>
     <w:p>
@@ -8657,7 +8731,7 @@
           <w:rStyle w:val="HTMLCode"/>
           <w:rFonts w:ascii="Consolas" w:eastAsiaTheme="majorEastAsia" w:hAnsi="Consolas"/>
         </w:rPr>
-        <w:t>4, 2, 5, 1, 3, 6</w:t>
+        <w:t>4, 5, 2, 6, 3, 1</w:t>
       </w:r>
     </w:p>
     <w:p>
@@ -8670,155 +8744,13 @@
           <w:szCs w:val="21"/>
         </w:rPr>
       </w:pPr>
-      <w:proofErr w:type="spellStart"/>
-      <w:r>
-        <w:rPr>
-          <w:rFonts w:ascii="Arial" w:hAnsi="Arial" w:cs="Arial"/>
-          <w:sz w:val="21"/>
-          <w:szCs w:val="21"/>
-        </w:rPr>
-        <w:t>Inorder</w:t>
-      </w:r>
-      <w:proofErr w:type="spellEnd"/>
-      <w:r>
-        <w:rPr>
-          <w:rFonts w:ascii="Arial" w:hAnsi="Arial" w:cs="Arial"/>
-          <w:sz w:val="21"/>
-          <w:szCs w:val="21"/>
-        </w:rPr>
-        <w:t xml:space="preserve"> traversal produces sorted values for a Binary Search Tree, but not necessarily for a general binary tree.</w:t>
-      </w:r>
-    </w:p>
-    <w:p>
-      <w:pPr>
-        <w:pStyle w:val="Heading3"/>
-        <w:spacing w:before="0"/>
-        <w:rPr>
-          <w:rFonts w:ascii="Arial" w:hAnsi="Arial" w:cs="Arial"/>
-          <w:sz w:val="27"/>
-          <w:szCs w:val="27"/>
-        </w:rPr>
-      </w:pPr>
-      <w:proofErr w:type="spellStart"/>
-      <w:r>
-        <w:rPr>
-          <w:rFonts w:ascii="Arial" w:hAnsi="Arial" w:cs="Arial"/>
-          <w:b/>
-          <w:bCs/>
-        </w:rPr>
-        <w:t>Postorder</w:t>
-      </w:r>
-      <w:proofErr w:type="spellEnd"/>
-      <w:r>
-        <w:rPr>
-          <w:rFonts w:ascii="Arial" w:hAnsi="Arial" w:cs="Arial"/>
-          <w:b/>
-          <w:bCs/>
-        </w:rPr>
-        <w:t xml:space="preserve"> Traversal</w:t>
-      </w:r>
-    </w:p>
-    <w:p>
-      <w:pPr>
-        <w:pStyle w:val="NormalWeb"/>
-        <w:spacing w:before="180" w:beforeAutospacing="0" w:after="0" w:afterAutospacing="0"/>
-        <w:rPr>
-          <w:rFonts w:ascii="Arial" w:hAnsi="Arial" w:cs="Arial"/>
-          <w:sz w:val="21"/>
-          <w:szCs w:val="21"/>
-        </w:rPr>
-      </w:pPr>
-      <w:r>
-        <w:rPr>
-          <w:rFonts w:ascii="Arial" w:hAnsi="Arial" w:cs="Arial"/>
-          <w:sz w:val="21"/>
-          <w:szCs w:val="21"/>
-        </w:rPr>
-        <w:t>Order:</w:t>
-      </w:r>
-    </w:p>
-    <w:p>
-      <w:pPr>
-        <w:pStyle w:val="NormalWeb"/>
-        <w:spacing w:before="0" w:beforeAutospacing="0" w:after="0" w:afterAutospacing="0"/>
-        <w:rPr>
-          <w:rFonts w:ascii="Arial" w:hAnsi="Arial" w:cs="Arial"/>
-          <w:sz w:val="21"/>
-          <w:szCs w:val="21"/>
-        </w:rPr>
-      </w:pPr>
-      <w:r>
-        <w:rPr>
-          <w:rStyle w:val="HTMLCode"/>
-          <w:rFonts w:ascii="Consolas" w:eastAsiaTheme="majorEastAsia" w:hAnsi="Consolas"/>
-        </w:rPr>
-        <w:t>Left → Right → Root</w:t>
-      </w:r>
-    </w:p>
-    <w:p>
-      <w:pPr>
-        <w:pStyle w:val="NormalWeb"/>
-        <w:spacing w:before="180" w:beforeAutospacing="0" w:after="0" w:afterAutospacing="0"/>
-        <w:rPr>
-          <w:rFonts w:ascii="Arial" w:hAnsi="Arial" w:cs="Arial"/>
-          <w:sz w:val="21"/>
-          <w:szCs w:val="21"/>
-        </w:rPr>
-      </w:pPr>
-      <w:r>
-        <w:rPr>
-          <w:rFonts w:ascii="Arial" w:hAnsi="Arial" w:cs="Arial"/>
-          <w:sz w:val="21"/>
-          <w:szCs w:val="21"/>
-        </w:rPr>
-        <w:t>For the example:</w:t>
-      </w:r>
-    </w:p>
-    <w:p>
-      <w:pPr>
-        <w:pStyle w:val="NormalWeb"/>
-        <w:spacing w:before="0" w:beforeAutospacing="0" w:after="0" w:afterAutospacing="0"/>
-        <w:rPr>
-          <w:rFonts w:ascii="Arial" w:hAnsi="Arial" w:cs="Arial"/>
-          <w:sz w:val="21"/>
-          <w:szCs w:val="21"/>
-        </w:rPr>
-      </w:pPr>
-      <w:r>
-        <w:rPr>
-          <w:rStyle w:val="HTMLCode"/>
-          <w:rFonts w:ascii="Consolas" w:eastAsiaTheme="majorEastAsia" w:hAnsi="Consolas"/>
-        </w:rPr>
-        <w:t>4, 5, 2, 6, 3, 1</w:t>
-      </w:r>
-    </w:p>
-    <w:p>
-      <w:pPr>
-        <w:pStyle w:val="NormalWeb"/>
-        <w:spacing w:before="180" w:beforeAutospacing="0" w:after="0" w:afterAutospacing="0"/>
-        <w:rPr>
-          <w:rFonts w:ascii="Arial" w:hAnsi="Arial" w:cs="Arial"/>
-          <w:sz w:val="21"/>
-          <w:szCs w:val="21"/>
-        </w:rPr>
-      </w:pPr>
-      <w:proofErr w:type="spellStart"/>
-      <w:r>
-        <w:rPr>
-          <w:rFonts w:ascii="Arial" w:hAnsi="Arial" w:cs="Arial"/>
-          <w:sz w:val="21"/>
-          <w:szCs w:val="21"/>
-        </w:rPr>
-        <w:t>Postorder</w:t>
-      </w:r>
-      <w:proofErr w:type="spellEnd"/>
-      <w:r>
-        <w:rPr>
-          <w:rFonts w:ascii="Arial" w:hAnsi="Arial" w:cs="Arial"/>
-          <w:sz w:val="21"/>
-          <w:szCs w:val="21"/>
-        </w:rPr>
-        <w:t xml:space="preserve"> is useful when child subtrees must be processed before their parent, such as while deleting a tree or evaluating expression trees.</w:t>
+      <w:r>
+        <w:rPr>
+          <w:rFonts w:ascii="Arial" w:hAnsi="Arial" w:cs="Arial"/>
+          <w:sz w:val="21"/>
+          <w:szCs w:val="21"/>
+        </w:rPr>
+        <w:t>Postorder is useful when child subtrees must be processed before their parent, such as while deleting a tree or evaluating expression trees.</w:t>
       </w:r>
     </w:p>
     <w:p>
@@ -8836,7 +8768,7 @@
           <w:szCs w:val="21"/>
         </w:rPr>
         <w:pict w14:anchorId="3BD731B9">
-          <v:rect id="_x0000_i1049" style="width:0;height:0" o:hralign="center" o:hrstd="t" o:hr="t" fillcolor="#a0a0a0" stroked="f"/>
+          <v:rect id="_x0000_i1045" style="width:0;height:0" o:hralign="center" o:hrstd="t" o:hr="t" fillcolor="#a0a0a0" stroked="f"/>
         </w:pict>
       </w:r>
     </w:p>
@@ -9152,6 +9084,7 @@
       <w:r>
         <w:rPr>
           <w:rFonts w:ascii="Arial" w:hAnsi="Arial" w:cs="Arial"/>
+          <w:noProof/>
           <w:sz w:val="21"/>
           <w:szCs w:val="21"/>
         </w:rPr>
@@ -9231,7 +9164,7 @@
           <w:szCs w:val="21"/>
         </w:rPr>
         <w:pict w14:anchorId="6714314C">
-          <v:rect id="_x0000_i1051" style="width:0;height:0" o:hralign="center" o:hrstd="t" o:hr="t" fillcolor="#a0a0a0" stroked="f"/>
+          <v:rect id="_x0000_i1046" style="width:0;height:0" o:hralign="center" o:hrstd="t" o:hr="t" fillcolor="#a0a0a0" stroked="f"/>
         </w:pict>
       </w:r>
     </w:p>
@@ -9793,7 +9726,7 @@
           <w:szCs w:val="21"/>
         </w:rPr>
         <w:pict w14:anchorId="0CB43097">
-          <v:rect id="_x0000_i1052" style="width:0;height:0" o:hralign="center" o:hrstd="t" o:hr="t" fillcolor="#a0a0a0" stroked="f"/>
+          <v:rect id="_x0000_i1047" style="width:0;height:0" o:hralign="center" o:hrstd="t" o:hr="t" fillcolor="#a0a0a0" stroked="f"/>
         </w:pict>
       </w:r>
     </w:p>
@@ -10404,7 +10337,7 @@
           <w:szCs w:val="21"/>
         </w:rPr>
         <w:pict w14:anchorId="77B8CD9F">
-          <v:rect id="_x0000_i1053" style="width:0;height:0" o:hralign="center" o:hrstd="t" o:hr="t" fillcolor="#a0a0a0" stroked="f"/>
+          <v:rect id="_x0000_i1048" style="width:0;height:0" o:hralign="center" o:hrstd="t" o:hr="t" fillcolor="#a0a0a0" stroked="f"/>
         </w:pict>
       </w:r>
     </w:p>
@@ -10700,19 +10633,11 @@
                 <w:rFonts w:ascii="Arial" w:hAnsi="Arial" w:cs="Arial"/>
               </w:rPr>
             </w:pPr>
-            <w:proofErr w:type="spellStart"/>
             <w:r>
               <w:rPr>
                 <w:rFonts w:ascii="Arial" w:hAnsi="Arial" w:cs="Arial"/>
               </w:rPr>
-              <w:t>Inorder</w:t>
-            </w:r>
-            <w:proofErr w:type="spellEnd"/>
-            <w:r>
-              <w:rPr>
-                <w:rFonts w:ascii="Arial" w:hAnsi="Arial" w:cs="Arial"/>
-              </w:rPr>
-              <w:t xml:space="preserve"> traversal is not necessarily sorted</w:t>
+              <w:t>Inorder traversal is not necessarily sorted</w:t>
             </w:r>
           </w:p>
         </w:tc>
@@ -10730,19 +10655,11 @@
                 <w:rFonts w:ascii="Arial" w:hAnsi="Arial" w:cs="Arial"/>
               </w:rPr>
             </w:pPr>
-            <w:proofErr w:type="spellStart"/>
             <w:r>
               <w:rPr>
                 <w:rFonts w:ascii="Arial" w:hAnsi="Arial" w:cs="Arial"/>
               </w:rPr>
-              <w:t>Inorder</w:t>
-            </w:r>
-            <w:proofErr w:type="spellEnd"/>
-            <w:r>
-              <w:rPr>
-                <w:rFonts w:ascii="Arial" w:hAnsi="Arial" w:cs="Arial"/>
-              </w:rPr>
-              <w:t xml:space="preserve"> traversal produces sorted order</w:t>
+              <w:t>Inorder traversal produces sorted order</w:t>
             </w:r>
           </w:p>
         </w:tc>
@@ -10834,35 +10751,26 @@
         </w:rPr>
         <w:t xml:space="preserve">A balanced Binary Search Tree can support search, insertion, and deletion in </w:t>
       </w:r>
-      <w:proofErr w:type="gramStart"/>
       <w:r>
         <w:rPr>
           <w:rStyle w:val="HTMLCode"/>
           <w:rFonts w:ascii="Consolas" w:eastAsiaTheme="majorEastAsia" w:hAnsi="Consolas"/>
         </w:rPr>
-        <w:t>O(</w:t>
-      </w:r>
-      <w:proofErr w:type="gramEnd"/>
+        <w:t>O(log N)</w:t>
+      </w:r>
+      <w:r>
+        <w:rPr>
+          <w:rFonts w:ascii="Arial" w:hAnsi="Arial" w:cs="Arial"/>
+          <w:sz w:val="21"/>
+          <w:szCs w:val="21"/>
+        </w:rPr>
+        <w:t xml:space="preserve"> time. A skewed Binary Search Tree may require </w:t>
+      </w:r>
       <w:r>
         <w:rPr>
           <w:rStyle w:val="HTMLCode"/>
           <w:rFonts w:ascii="Consolas" w:eastAsiaTheme="majorEastAsia" w:hAnsi="Consolas"/>
         </w:rPr>
-        <w:t>log N)</w:t>
-      </w:r>
-      <w:r>
-        <w:rPr>
-          <w:rFonts w:ascii="Arial" w:hAnsi="Arial" w:cs="Arial"/>
-          <w:sz w:val="21"/>
-          <w:szCs w:val="21"/>
-        </w:rPr>
-        <w:t xml:space="preserve"> time. A skewed Binary Search Tree may require </w:t>
-      </w:r>
-      <w:r>
-        <w:rPr>
-          <w:rStyle w:val="HTMLCode"/>
-          <w:rFonts w:ascii="Consolas" w:eastAsiaTheme="majorEastAsia" w:hAnsi="Consolas"/>
-        </w:rPr>
         <w:t>O(N)</w:t>
       </w:r>
       <w:r>
@@ -10889,7 +10797,7 @@
           <w:szCs w:val="21"/>
         </w:rPr>
         <w:pict w14:anchorId="07B53285">
-          <v:rect id="_x0000_i1054" style="width:0;height:0" o:hralign="center" o:hrstd="t" o:hr="t" fillcolor="#a0a0a0" stroked="f"/>
+          <v:rect id="_x0000_i1049" style="width:0;height:0" o:hralign="center" o:hrstd="t" o:hr="t" fillcolor="#a0a0a0" stroked="f"/>
         </w:pict>
       </w:r>
     </w:p>
@@ -11163,7 +11071,7 @@
           <w:szCs w:val="21"/>
         </w:rPr>
         <w:pict w14:anchorId="4D5FBF34">
-          <v:rect id="_x0000_i1055" style="width:0;height:0" o:hralign="center" o:hrstd="t" o:hr="t" fillcolor="#a0a0a0" stroked="f"/>
+          <v:rect id="_x0000_i1050" style="width:0;height:0" o:hralign="center" o:hrstd="t" o:hr="t" fillcolor="#a0a0a0" stroked="f"/>
         </w:pict>
       </w:r>
     </w:p>
@@ -11345,7 +11253,7 @@
           <w:szCs w:val="21"/>
         </w:rPr>
         <w:pict w14:anchorId="6D371224">
-          <v:rect id="_x0000_i1056" style="width:0;height:0" o:hralign="center" o:hrstd="t" o:hr="t" fillcolor="#a0a0a0" stroked="f"/>
+          <v:rect id="_x0000_i1051" style="width:0;height:0" o:hralign="center" o:hrstd="t" o:hr="t" fillcolor="#a0a0a0" stroked="f"/>
         </w:pict>
       </w:r>
     </w:p>
@@ -11527,7 +11435,7 @@
           <w:szCs w:val="21"/>
         </w:rPr>
         <w:pict w14:anchorId="74BFF0A0">
-          <v:rect id="_x0000_i1057" style="width:0;height:0" o:hralign="center" o:hrstd="t" o:hr="t" fillcolor="#a0a0a0" stroked="f"/>
+          <v:rect id="_x0000_i1052" style="width:0;height:0" o:hralign="center" o:hrstd="t" o:hr="t" fillcolor="#a0a0a0" stroked="f"/>
         </w:pict>
       </w:r>
     </w:p>
@@ -11808,25 +11716,7 @@
           <w:sz w:val="21"/>
           <w:szCs w:val="21"/>
         </w:rPr>
-        <w:t xml:space="preserve">Assuming </w:t>
-      </w:r>
-      <w:proofErr w:type="spellStart"/>
-      <w:r>
-        <w:rPr>
-          <w:rFonts w:ascii="Arial" w:hAnsi="Arial" w:cs="Arial"/>
-          <w:sz w:val="21"/>
-          <w:szCs w:val="21"/>
-        </w:rPr>
-        <w:t>inorder</w:t>
-      </w:r>
-      <w:proofErr w:type="spellEnd"/>
-      <w:r>
-        <w:rPr>
-          <w:rFonts w:ascii="Arial" w:hAnsi="Arial" w:cs="Arial"/>
-          <w:sz w:val="21"/>
-          <w:szCs w:val="21"/>
-        </w:rPr>
-        <w:t xml:space="preserve"> traversal of every binary tree is sorted.</w:t>
+        <w:t>Assuming inorder traversal of every binary tree is sorted.</w:t>
       </w:r>
     </w:p>
     <w:p>
@@ -11909,6 +11799,86 @@
       </w:r>
     </w:p>
     <w:p/>
+    <w:p/>
+    <w:p>
+      <w:r>
+        <w:drawing>
+          <wp:inline distT="0" distB="0" distL="0" distR="0" wp14:anchorId="64EC8C24" wp14:editId="61C92375">
+            <wp:extent cx="5325218" cy="3143689"/>
+            <wp:effectExtent l="0" t="0" r="0" b="0"/>
+            <wp:docPr id="9" name="Picture 9"/>
+            <wp:cNvGraphicFramePr>
+              <a:graphicFrameLocks xmlns:a="http://schemas.openxmlformats.org/drawingml/2006/main" noChangeAspect="1"/>
+            </wp:cNvGraphicFramePr>
+            <a:graphic xmlns:a="http://schemas.openxmlformats.org/drawingml/2006/main">
+              <a:graphicData uri="http://schemas.openxmlformats.org/drawingml/2006/picture">
+                <pic:pic xmlns:pic="http://schemas.openxmlformats.org/drawingml/2006/picture">
+                  <pic:nvPicPr>
+                    <pic:cNvPr id="1" name=""/>
+                    <pic:cNvPicPr/>
+                  </pic:nvPicPr>
+                  <pic:blipFill>
+                    <a:blip r:embed="rId10"/>
+                    <a:stretch>
+                      <a:fillRect/>
+                    </a:stretch>
+                  </pic:blipFill>
+                  <pic:spPr>
+                    <a:xfrm>
+                      <a:off x="0" y="0"/>
+                      <a:ext cx="5325218" cy="3143689"/>
+                    </a:xfrm>
+                    <a:prstGeom prst="rect">
+                      <a:avLst/>
+                    </a:prstGeom>
+                  </pic:spPr>
+                </pic:pic>
+              </a:graphicData>
+            </a:graphic>
+          </wp:inline>
+        </w:drawing>
+      </w:r>
+      <w:r>
+        <w:br/>
+      </w:r>
+      <w:r>
+        <w:drawing>
+          <wp:inline distT="0" distB="0" distL="0" distR="0" wp14:anchorId="0359BD33" wp14:editId="2114165B">
+            <wp:extent cx="5731510" cy="3620770"/>
+            <wp:effectExtent l="0" t="0" r="2540" b="0"/>
+            <wp:docPr id="10" name="Picture 10"/>
+            <wp:cNvGraphicFramePr>
+              <a:graphicFrameLocks xmlns:a="http://schemas.openxmlformats.org/drawingml/2006/main" noChangeAspect="1"/>
+            </wp:cNvGraphicFramePr>
+            <a:graphic xmlns:a="http://schemas.openxmlformats.org/drawingml/2006/main">
+              <a:graphicData uri="http://schemas.openxmlformats.org/drawingml/2006/picture">
+                <pic:pic xmlns:pic="http://schemas.openxmlformats.org/drawingml/2006/picture">
+                  <pic:nvPicPr>
+                    <pic:cNvPr id="1" name=""/>
+                    <pic:cNvPicPr/>
+                  </pic:nvPicPr>
+                  <pic:blipFill>
+                    <a:blip r:embed="rId11"/>
+                    <a:stretch>
+                      <a:fillRect/>
+                    </a:stretch>
+                  </pic:blipFill>
+                  <pic:spPr>
+                    <a:xfrm>
+                      <a:off x="0" y="0"/>
+                      <a:ext cx="5731510" cy="3620770"/>
+                    </a:xfrm>
+                    <a:prstGeom prst="rect">
+                      <a:avLst/>
+                    </a:prstGeom>
+                  </pic:spPr>
+                </pic:pic>
+              </a:graphicData>
+            </a:graphic>
+          </wp:inline>
+        </w:drawing>
+      </w:r>
+    </w:p>
     <w:sectPr>
       <w:pgSz w:w="11906" w:h="16838"/>
       <w:pgMar w:top="1440" w:right="1440" w:bottom="1440" w:left="1440" w:header="708" w:footer="708" w:gutter="0"/>

--- a/src/main/java/questions/binarytree/Binary Trres.docx
+++ b/src/main/java/questions/binarytree/Binary Trres.docx
@@ -7345,7 +7345,23 @@
           <w:rStyle w:val="HTMLCode"/>
           <w:rFonts w:ascii="Consolas" w:eastAsiaTheme="majorEastAsia" w:hAnsi="Consolas"/>
         </w:rPr>
-        <w:t>(i - 1) / 2)</w:t>
+        <w:t>(</w:t>
+      </w:r>
+      <w:proofErr w:type="spellStart"/>
+      <w:r>
+        <w:rPr>
+          <w:rStyle w:val="HTMLCode"/>
+          <w:rFonts w:ascii="Consolas" w:eastAsiaTheme="majorEastAsia" w:hAnsi="Consolas"/>
+        </w:rPr>
+        <w:t>i</w:t>
+      </w:r>
+      <w:proofErr w:type="spellEnd"/>
+      <w:r>
+        <w:rPr>
+          <w:rStyle w:val="HTMLCode"/>
+          <w:rFonts w:ascii="Consolas" w:eastAsiaTheme="majorEastAsia" w:hAnsi="Consolas"/>
+        </w:rPr>
+        <w:t xml:space="preserve"> - 1) / 2)</w:t>
       </w:r>
     </w:p>
     <w:p>
@@ -8426,13 +8442,23 @@
           <w:szCs w:val="27"/>
         </w:rPr>
       </w:pPr>
+      <w:proofErr w:type="spellStart"/>
       <w:r>
         <w:rPr>
           <w:rFonts w:ascii="Arial" w:hAnsi="Arial" w:cs="Arial"/>
           <w:b/>
           <w:bCs/>
         </w:rPr>
-        <w:t>Preorder Traversal</w:t>
+        <w:t>Preorder</w:t>
+      </w:r>
+      <w:proofErr w:type="spellEnd"/>
+      <w:r>
+        <w:rPr>
+          <w:rFonts w:ascii="Arial" w:hAnsi="Arial" w:cs="Arial"/>
+          <w:b/>
+          <w:bCs/>
+        </w:rPr>
+        <w:t xml:space="preserve"> Traversal</w:t>
       </w:r>
     </w:p>
     <w:p>
@@ -8519,6 +8545,7 @@
           <w:szCs w:val="21"/>
         </w:rPr>
       </w:pPr>
+      <w:proofErr w:type="spellStart"/>
       <w:r>
         <w:rPr>
           <w:rFonts w:ascii="Arial" w:hAnsi="Arial" w:cs="Arial"/>
@@ -8526,7 +8553,16 @@
           <w:szCs w:val="21"/>
         </w:rPr>
         <w:lastRenderedPageBreak/>
-        <w:t>Preorder is useful when the current node must be processed before its subtrees, such as while copying or serializing a tree.</w:t>
+        <w:t>Preorder</w:t>
+      </w:r>
+      <w:proofErr w:type="spellEnd"/>
+      <w:r>
+        <w:rPr>
+          <w:rFonts w:ascii="Arial" w:hAnsi="Arial" w:cs="Arial"/>
+          <w:sz w:val="21"/>
+          <w:szCs w:val="21"/>
+        </w:rPr>
+        <w:t xml:space="preserve"> is useful when the current node must be processed before its subtrees, such as while copying or serializing a tree.</w:t>
       </w:r>
     </w:p>
     <w:p>
@@ -8539,13 +8575,23 @@
           <w:szCs w:val="27"/>
         </w:rPr>
       </w:pPr>
+      <w:proofErr w:type="spellStart"/>
       <w:r>
         <w:rPr>
           <w:rFonts w:ascii="Arial" w:hAnsi="Arial" w:cs="Arial"/>
           <w:b/>
           <w:bCs/>
         </w:rPr>
-        <w:t>Inorder Traversal</w:t>
+        <w:t>Inorder</w:t>
+      </w:r>
+      <w:proofErr w:type="spellEnd"/>
+      <w:r>
+        <w:rPr>
+          <w:rFonts w:ascii="Arial" w:hAnsi="Arial" w:cs="Arial"/>
+          <w:b/>
+          <w:bCs/>
+        </w:rPr>
+        <w:t xml:space="preserve"> Traversal</w:t>
       </w:r>
     </w:p>
     <w:p>
@@ -8632,13 +8678,23 @@
           <w:szCs w:val="21"/>
         </w:rPr>
       </w:pPr>
-      <w:r>
-        <w:rPr>
-          <w:rFonts w:ascii="Arial" w:hAnsi="Arial" w:cs="Arial"/>
-          <w:sz w:val="21"/>
-          <w:szCs w:val="21"/>
-        </w:rPr>
-        <w:t>Inorder traversal produces sorted values for a Binary Search Tree, but not necessarily for a general binary tree.</w:t>
+      <w:proofErr w:type="spellStart"/>
+      <w:r>
+        <w:rPr>
+          <w:rFonts w:ascii="Arial" w:hAnsi="Arial" w:cs="Arial"/>
+          <w:sz w:val="21"/>
+          <w:szCs w:val="21"/>
+        </w:rPr>
+        <w:t>Inorder</w:t>
+      </w:r>
+      <w:proofErr w:type="spellEnd"/>
+      <w:r>
+        <w:rPr>
+          <w:rFonts w:ascii="Arial" w:hAnsi="Arial" w:cs="Arial"/>
+          <w:sz w:val="21"/>
+          <w:szCs w:val="21"/>
+        </w:rPr>
+        <w:t xml:space="preserve"> traversal produces sorted values for a Binary Search Tree, but not necessarily for a general binary tree.</w:t>
       </w:r>
     </w:p>
     <w:p>
@@ -8651,13 +8707,23 @@
           <w:szCs w:val="27"/>
         </w:rPr>
       </w:pPr>
+      <w:proofErr w:type="spellStart"/>
       <w:r>
         <w:rPr>
           <w:rFonts w:ascii="Arial" w:hAnsi="Arial" w:cs="Arial"/>
           <w:b/>
           <w:bCs/>
         </w:rPr>
-        <w:t>Postorder Traversal</w:t>
+        <w:t>Postorder</w:t>
+      </w:r>
+      <w:proofErr w:type="spellEnd"/>
+      <w:r>
+        <w:rPr>
+          <w:rFonts w:ascii="Arial" w:hAnsi="Arial" w:cs="Arial"/>
+          <w:b/>
+          <w:bCs/>
+        </w:rPr>
+        <w:t xml:space="preserve"> Traversal</w:t>
       </w:r>
     </w:p>
     <w:p>
@@ -8744,14 +8810,89 @@
           <w:szCs w:val="21"/>
         </w:rPr>
       </w:pPr>
-      <w:r>
-        <w:rPr>
-          <w:rFonts w:ascii="Arial" w:hAnsi="Arial" w:cs="Arial"/>
-          <w:sz w:val="21"/>
-          <w:szCs w:val="21"/>
-        </w:rPr>
-        <w:t>Postorder is useful when child subtrees must be processed before their parent, such as while deleting a tree or evaluating expression trees.</w:t>
-      </w:r>
+      <w:proofErr w:type="spellStart"/>
+      <w:r>
+        <w:rPr>
+          <w:rFonts w:ascii="Arial" w:hAnsi="Arial" w:cs="Arial"/>
+          <w:sz w:val="21"/>
+          <w:szCs w:val="21"/>
+        </w:rPr>
+        <w:t>Postorder</w:t>
+      </w:r>
+      <w:proofErr w:type="spellEnd"/>
+      <w:r>
+        <w:rPr>
+          <w:rFonts w:ascii="Arial" w:hAnsi="Arial" w:cs="Arial"/>
+          <w:sz w:val="21"/>
+          <w:szCs w:val="21"/>
+        </w:rPr>
+        <w:t xml:space="preserve"> is useful when child subtrees must be processed before their parent, such as while deleting a tree or evaluating expression trees.</w:t>
+      </w:r>
+    </w:p>
+    <w:p>
+      <w:pPr>
+        <w:pStyle w:val="NormalWeb"/>
+        <w:spacing w:before="180" w:beforeAutospacing="0" w:after="0" w:afterAutospacing="0"/>
+        <w:rPr>
+          <w:rFonts w:ascii="Arial" w:hAnsi="Arial" w:cs="Arial"/>
+          <w:sz w:val="21"/>
+          <w:szCs w:val="21"/>
+        </w:rPr>
+      </w:pPr>
+      <w:r>
+        <w:rPr>
+          <w:rFonts w:ascii="Arial" w:hAnsi="Arial" w:cs="Arial"/>
+          <w:noProof/>
+          <w:sz w:val="21"/>
+          <w:szCs w:val="21"/>
+        </w:rPr>
+        <w:drawing>
+          <wp:inline distT="0" distB="0" distL="0" distR="0" wp14:anchorId="0292CB06" wp14:editId="5C671BC0">
+            <wp:extent cx="5731510" cy="4297045"/>
+            <wp:effectExtent l="0" t="0" r="2540" b="8255"/>
+            <wp:docPr id="8" name="Picture 8"/>
+            <wp:cNvGraphicFramePr>
+              <a:graphicFrameLocks xmlns:a="http://schemas.openxmlformats.org/drawingml/2006/main" noChangeAspect="1"/>
+            </wp:cNvGraphicFramePr>
+            <a:graphic xmlns:a="http://schemas.openxmlformats.org/drawingml/2006/main">
+              <a:graphicData uri="http://schemas.openxmlformats.org/drawingml/2006/picture">
+                <pic:pic xmlns:pic="http://schemas.openxmlformats.org/drawingml/2006/picture">
+                  <pic:nvPicPr>
+                    <pic:cNvPr id="1" name=""/>
+                    <pic:cNvPicPr/>
+                  </pic:nvPicPr>
+                  <pic:blipFill>
+                    <a:blip r:embed="rId9"/>
+                    <a:stretch>
+                      <a:fillRect/>
+                    </a:stretch>
+                  </pic:blipFill>
+                  <pic:spPr>
+                    <a:xfrm>
+                      <a:off x="0" y="0"/>
+                      <a:ext cx="5731510" cy="4297045"/>
+                    </a:xfrm>
+                    <a:prstGeom prst="rect">
+                      <a:avLst/>
+                    </a:prstGeom>
+                  </pic:spPr>
+                </pic:pic>
+              </a:graphicData>
+            </a:graphic>
+          </wp:inline>
+        </w:drawing>
+      </w:r>
+    </w:p>
+    <w:p>
+      <w:pPr>
+        <w:pStyle w:val="NormalWeb"/>
+        <w:spacing w:before="180" w:beforeAutospacing="0" w:after="0" w:afterAutospacing="0"/>
+        <w:rPr>
+          <w:rFonts w:ascii="Arial" w:hAnsi="Arial" w:cs="Arial"/>
+          <w:sz w:val="21"/>
+          <w:szCs w:val="21"/>
+        </w:rPr>
+      </w:pPr>
     </w:p>
     <w:p>
       <w:pPr>
@@ -8843,6 +8984,7 @@
           <w:sz w:val="21"/>
           <w:szCs w:val="21"/>
         </w:rPr>
+        <w:lastRenderedPageBreak/>
         <w:t>For the example:</w:t>
       </w:r>
     </w:p>
@@ -9013,7 +9155,6 @@
           <w:sz w:val="21"/>
           <w:szCs w:val="21"/>
         </w:rPr>
-        <w:lastRenderedPageBreak/>
         <mc:AlternateContent>
           <mc:Choice Requires="wps">
             <w:drawing>
@@ -9081,49 +9222,6 @@
           </mc:Fallback>
         </mc:AlternateContent>
       </w:r>
-      <w:r>
-        <w:rPr>
-          <w:rFonts w:ascii="Arial" w:hAnsi="Arial" w:cs="Arial"/>
-          <w:noProof/>
-          <w:sz w:val="21"/>
-          <w:szCs w:val="21"/>
-        </w:rPr>
-        <w:drawing>
-          <wp:inline distT="0" distB="0" distL="0" distR="0" wp14:anchorId="0174EFBB" wp14:editId="31DA50CC">
-            <wp:extent cx="5731510" cy="4297045"/>
-            <wp:effectExtent l="0" t="0" r="2540" b="8255"/>
-            <wp:docPr id="8" name="Picture 8"/>
-            <wp:cNvGraphicFramePr>
-              <a:graphicFrameLocks xmlns:a="http://schemas.openxmlformats.org/drawingml/2006/main" noChangeAspect="1"/>
-            </wp:cNvGraphicFramePr>
-            <a:graphic xmlns:a="http://schemas.openxmlformats.org/drawingml/2006/main">
-              <a:graphicData uri="http://schemas.openxmlformats.org/drawingml/2006/picture">
-                <pic:pic xmlns:pic="http://schemas.openxmlformats.org/drawingml/2006/picture">
-                  <pic:nvPicPr>
-                    <pic:cNvPr id="1" name=""/>
-                    <pic:cNvPicPr/>
-                  </pic:nvPicPr>
-                  <pic:blipFill>
-                    <a:blip r:embed="rId9"/>
-                    <a:stretch>
-                      <a:fillRect/>
-                    </a:stretch>
-                  </pic:blipFill>
-                  <pic:spPr>
-                    <a:xfrm>
-                      <a:off x="0" y="0"/>
-                      <a:ext cx="5731510" cy="4297045"/>
-                    </a:xfrm>
-                    <a:prstGeom prst="rect">
-                      <a:avLst/>
-                    </a:prstGeom>
-                  </pic:spPr>
-                </pic:pic>
-              </a:graphicData>
-            </a:graphic>
-          </wp:inline>
-        </w:drawing>
-      </w:r>
     </w:p>
     <w:p>
       <w:pPr>
@@ -9621,7 +9719,6 @@
           <w:sz w:val="21"/>
           <w:szCs w:val="21"/>
         </w:rPr>
-        <w:lastRenderedPageBreak/>
         <w:t>Space Complexity:</w:t>
       </w:r>
       <w:r>
@@ -9950,6 +10047,7 @@
               <w:rPr>
                 <w:rFonts w:ascii="Arial" w:hAnsi="Arial" w:cs="Arial"/>
               </w:rPr>
+              <w:lastRenderedPageBreak/>
               <w:t>Search for a value</w:t>
             </w:r>
           </w:p>
@@ -10633,11 +10731,19 @@
                 <w:rFonts w:ascii="Arial" w:hAnsi="Arial" w:cs="Arial"/>
               </w:rPr>
             </w:pPr>
+            <w:proofErr w:type="spellStart"/>
             <w:r>
               <w:rPr>
                 <w:rFonts w:ascii="Arial" w:hAnsi="Arial" w:cs="Arial"/>
               </w:rPr>
-              <w:t>Inorder traversal is not necessarily sorted</w:t>
+              <w:t>Inorder</w:t>
+            </w:r>
+            <w:proofErr w:type="spellEnd"/>
+            <w:r>
+              <w:rPr>
+                <w:rFonts w:ascii="Arial" w:hAnsi="Arial" w:cs="Arial"/>
+              </w:rPr>
+              <w:t xml:space="preserve"> traversal is not necessarily sorted</w:t>
             </w:r>
           </w:p>
         </w:tc>
@@ -10655,11 +10761,19 @@
                 <w:rFonts w:ascii="Arial" w:hAnsi="Arial" w:cs="Arial"/>
               </w:rPr>
             </w:pPr>
+            <w:proofErr w:type="spellStart"/>
             <w:r>
               <w:rPr>
                 <w:rFonts w:ascii="Arial" w:hAnsi="Arial" w:cs="Arial"/>
               </w:rPr>
-              <w:t>Inorder traversal produces sorted order</w:t>
+              <w:t>Inorder</w:t>
+            </w:r>
+            <w:proofErr w:type="spellEnd"/>
+            <w:r>
+              <w:rPr>
+                <w:rFonts w:ascii="Arial" w:hAnsi="Arial" w:cs="Arial"/>
+              </w:rPr>
+              <w:t xml:space="preserve"> traversal produces sorted order</w:t>
             </w:r>
           </w:p>
         </w:tc>
@@ -10751,12 +10865,21 @@
         </w:rPr>
         <w:t xml:space="preserve">A balanced Binary Search Tree can support search, insertion, and deletion in </w:t>
       </w:r>
+      <w:proofErr w:type="gramStart"/>
       <w:r>
         <w:rPr>
           <w:rStyle w:val="HTMLCode"/>
           <w:rFonts w:ascii="Consolas" w:eastAsiaTheme="majorEastAsia" w:hAnsi="Consolas"/>
         </w:rPr>
-        <w:t>O(log N)</w:t>
+        <w:t>O(</w:t>
+      </w:r>
+      <w:proofErr w:type="gramEnd"/>
+      <w:r>
+        <w:rPr>
+          <w:rStyle w:val="HTMLCode"/>
+          <w:rFonts w:ascii="Consolas" w:eastAsiaTheme="majorEastAsia" w:hAnsi="Consolas"/>
+        </w:rPr>
+        <w:t>log N)</w:t>
       </w:r>
       <w:r>
         <w:rPr>
@@ -10908,7 +11031,6 @@
           <w:sz w:val="21"/>
           <w:szCs w:val="21"/>
         </w:rPr>
-        <w:lastRenderedPageBreak/>
         <w:t>Expression trees for arithmetic expressions</w:t>
       </w:r>
     </w:p>
@@ -11091,6 +11213,7 @@
           <w:b w:val="0"/>
           <w:bCs w:val="0"/>
         </w:rPr>
+        <w:lastRenderedPageBreak/>
         <w:t>Advantages of Binary Trees</w:t>
       </w:r>
     </w:p>
@@ -11716,7 +11839,25 @@
           <w:sz w:val="21"/>
           <w:szCs w:val="21"/>
         </w:rPr>
-        <w:t>Assuming inorder traversal of every binary tree is sorted.</w:t>
+        <w:t xml:space="preserve">Assuming </w:t>
+      </w:r>
+      <w:proofErr w:type="spellStart"/>
+      <w:r>
+        <w:rPr>
+          <w:rFonts w:ascii="Arial" w:hAnsi="Arial" w:cs="Arial"/>
+          <w:sz w:val="21"/>
+          <w:szCs w:val="21"/>
+        </w:rPr>
+        <w:t>inorder</w:t>
+      </w:r>
+      <w:proofErr w:type="spellEnd"/>
+      <w:r>
+        <w:rPr>
+          <w:rFonts w:ascii="Arial" w:hAnsi="Arial" w:cs="Arial"/>
+          <w:sz w:val="21"/>
+          <w:szCs w:val="21"/>
+        </w:rPr>
+        <w:t xml:space="preserve"> traversal of every binary tree is sorted.</w:t>
       </w:r>
     </w:p>
     <w:p>
@@ -11740,7 +11881,6 @@
           <w:sz w:val="21"/>
           <w:szCs w:val="21"/>
         </w:rPr>
-        <w:lastRenderedPageBreak/>
         <w:t>Using array representation for a highly sparse tree without considering wasted positions.</w:t>
       </w:r>
     </w:p>
@@ -11802,6 +11942,7 @@
     <w:p/>
     <w:p>
       <w:r>
+        <w:lastRenderedPageBreak/>
         <w:drawing>
           <wp:inline distT="0" distB="0" distL="0" distR="0" wp14:anchorId="64EC8C24" wp14:editId="61C92375">
             <wp:extent cx="5325218" cy="3143689"/>
